--- a/docs/bao_cao/BAO_CAO_CityFlow.docx
+++ b/docs/bao_cao/BAO_CAO_CityFlow.docx
@@ -7425,7 +7425,7 @@
     </w:p>
     <w:bookmarkEnd w:id="47"/>
     <w:bookmarkEnd w:id="48"/>
-    <w:bookmarkStart w:id="61" w:name="chương-3.-phân-tích-bài-toán"/>
+    <w:bookmarkStart w:id="59" w:name="chương-3.-phân-tích-bài-toán"/>
     <w:p>
       <w:pPr>
         <w:pStyle w:val="Heading1"/>
@@ -7443,10 +7443,10 @@
           <w:i/>
           <w:iCs/>
         </w:rPr>
-        <w:t xml:space="preserve">(Chương này tương ứng hai pha đầu của CRISP-DM: Business Understanding và Data Understanding. Nội dung tổng hợp từ tài liệu Phase 1–5 của nhóm, dẫn nguồn cụ thể ở mỗi mục.)</w:t>
-      </w:r>
-    </w:p>
-    <w:bookmarkStart w:id="53" w:name="quy-trình-lựa-chọn-đề-tài"/>
+        <w:t xml:space="preserve">(Chương này tương ứng hai pha đầu của CRISP-DM: Business Understanding và Data Understanding.)</w:t>
+      </w:r>
+    </w:p>
+    <w:bookmarkStart w:id="51" w:name="quy-trình-lựa-chọn-đề-tài"/>
     <w:p>
       <w:pPr>
         <w:pStyle w:val="Heading2"/>
@@ -7455,13 +7455,13 @@
         <w:t xml:space="preserve">3.1. Quy trình lựa chọn đề tài</w:t>
       </w:r>
     </w:p>
-    <w:bookmarkStart w:id="50" w:name="X8f33308f1b68b286af641e7ce7b61d028e4f7a9"/>
+    <w:bookmarkStart w:id="49" w:name="khảo-sát-khoảng-trống-nghiên-cứu"/>
     <w:p>
       <w:pPr>
         <w:pStyle w:val="Heading3"/>
       </w:pPr>
       <w:r>
-        <w:t xml:space="preserve">3.1.1. Phân tích cạnh tranh với các nhóm cùng lớp</w:t>
+        <w:t xml:space="preserve">3.1.1. Khảo sát khoảng trống nghiên cứu</w:t>
       </w:r>
     </w:p>
     <w:p>
@@ -7469,79 +7469,79 @@
         <w:pStyle w:val="FirstParagraph"/>
       </w:pPr>
       <w:r>
-        <w:t xml:space="preserve">Trước khi chọn đề tài, nhóm đã phân tích toàn bộ 16 đề tài đã đăng ký của các nhóm khác trong lớp (chi tiết:</w:t>
-      </w:r>
-      <w:r>
-        <w:t xml:space="preserve"> </w:t>
-      </w:r>
-      <w:hyperlink r:id="rId49">
-        <w:r>
-          <w:rPr>
-            <w:rStyle w:val="VerbatimChar"/>
-          </w:rPr>
-          <w:t xml:space="preserve">01_PHAN_TICH_DE_TAI_CAC_NHOM.md</w:t>
-        </w:r>
-      </w:hyperlink>
-      <w:r>
-        <w:t xml:space="preserve">). Ba kết luận chính:</w:t>
-      </w:r>
-    </w:p>
-    <w:p>
-      <w:pPr>
-        <w:pStyle w:val="BodyText"/>
+        <w:t xml:space="preserve">Trước khi chọn đề tài, nhóm rà soát nội dung chương trình môn học để xác định những kỹ thuật quan trọng nhưng ít được khai thác trong các đồ án thông thường. Hai khoảng trống nổi bật:</w:t>
+      </w:r>
+    </w:p>
+    <w:p>
+      <w:pPr>
+        <w:pStyle w:val="Compact"/>
+        <w:numPr>
+          <w:ilvl w:val="0"/>
+          <w:numId w:val="1010"/>
+        </w:numPr>
       </w:pPr>
       <w:r>
         <w:rPr>
           <w:b/>
           <w:bCs/>
         </w:rPr>
-        <w:t xml:space="preserve">Bốn cặp đề tài trùng lặp đáng kể</w:t>
-      </w:r>
-      <w:r>
-        <w:t xml:space="preserve"> </w:t>
-      </w:r>
-      <w:r>
-        <w:t xml:space="preserve">đã tồn tại trước khi nhóm 15 đăng ký: hai nhóm cùng làm luật kết hợp trên dữ liệu bán lẻ (trùng gần như hoàn toàn), hai nhóm cùng làm phát hiện gần trùng lặp bằng Shingling/MinHash/LSH, hai nhóm cùng dùng Bloom Filter cho lọc tốc độ cao.</w:t>
-      </w:r>
-    </w:p>
-    <w:p>
-      <w:pPr>
-        <w:pStyle w:val="BodyText"/>
+        <w:t xml:space="preserve">DGIM (cửa sổ trượt)</w:t>
+      </w:r>
+      <w:r>
+        <w:t xml:space="preserve"> </w:t>
+      </w:r>
+      <w:r>
+        <w:t xml:space="preserve">chiếm khoảng 22% nội dung chương Data Streaming nhưng hiếm khi được chọn làm thuật toán lõi cho một hệ thống hoàn chỉnh, do yêu cầu thiết kế kiến trúc nhiều luồng đồng thời tương đối phức tạp.</w:t>
+      </w:r>
+    </w:p>
+    <w:p>
+      <w:pPr>
+        <w:pStyle w:val="Compact"/>
+        <w:numPr>
+          <w:ilvl w:val="0"/>
+          <w:numId w:val="1010"/>
+        </w:numPr>
       </w:pPr>
       <w:r>
         <w:rPr>
           <w:b/>
           <w:bCs/>
         </w:rPr>
-        <w:t xml:space="preserve">Sáu lỗi phương pháp luận</w:t>
-      </w:r>
-      <w:r>
-        <w:t xml:space="preserve"> </w:t>
-      </w:r>
-      <w:r>
-        <w:t xml:space="preserve">được quan sát ở các đề tài khác: ép thuật toán vào bài toán nó không giải được (luật kết hợp dùng cho dự báo dịch bệnh — luật kết hợp mô tả đồng xuất hiện, không có khái niệm độ trễ thời gian); chọn dữ liệu quá nhỏ cho thuật toán xấp xỉ (mất đi lý do tồn tại của xấp xỉ); tên đề tài hứa nhiều hơn khả năng công cụ; đề tài thuần benchmark thiếu bối cảnh nghiệp vụ; bỏ qua nội dung môn học để làm thị giác máy tính thuần túy.</w:t>
-      </w:r>
-    </w:p>
-    <w:p>
-      <w:pPr>
-        <w:pStyle w:val="BodyText"/>
-      </w:pPr>
+        <w:t xml:space="preserve">Các độ đo tương quan bất biến với giao dịch rỗng</w:t>
+      </w:r>
+      <w:r>
+        <w:t xml:space="preserve"> </w:t>
+      </w:r>
+      <w:r>
+        <w:t xml:space="preserve">(All-Confidence, Coherence, Cosine, Kulczynski, Max-Confidence) chiếm khoảng 10% nội dung chương Frequent Patterns nhưng thường bị bỏ qua để dùng support/confidence đơn giản hơn.</w:t>
+      </w:r>
+    </w:p>
+    <w:p>
+      <w:pPr>
+        <w:pStyle w:val="FirstParagraph"/>
+      </w:pPr>
+      <w:r>
+        <w:t xml:space="preserve">Nhóm cũng nhận thấy phần lớn đồ án trong lớp chỉ khai thác</w:t>
+      </w:r>
+      <w:r>
+        <w:t xml:space="preserve"> </w:t>
+      </w:r>
       <w:r>
         <w:rPr>
           <w:b/>
           <w:bCs/>
         </w:rPr>
-        <w:t xml:space="preserve">Khoảng trống khai thác được:</w:t>
-      </w:r>
-      <w:r>
-        <w:t xml:space="preserve"> </w:t>
-      </w:r>
-      <w:r>
-        <w:t xml:space="preserve">DGIM (chiếm 22% nội dung chương Data Streaming) không nhóm nào sử dụng làm thuật toán lõi; các độ đo tương quan bất biến với giao dịch rỗng (10% nội dung chương Frequent Patterns) không nhóm nào nêu tên; không nhóm nào kết hợp từ hai chương nội dung trở lên thành một hệ thống thống nhất.</w:t>
-      </w:r>
-    </w:p>
-    <w:bookmarkEnd w:id="50"/>
-    <w:bookmarkStart w:id="52" w:name="tiêu-chí-lựa-chọn-và-quyết-định"/>
+        <w:t xml:space="preserve">một</w:t>
+      </w:r>
+      <w:r>
+        <w:t xml:space="preserve"> </w:t>
+      </w:r>
+      <w:r>
+        <w:t xml:space="preserve">chương nội dung độc lập (hoặc Frequent Pattern Mining, hoặc Data Streaming, hoặc Finding Similar Items), trong khi việc kết hợp nhiều chương thành một hệ thống thống nhất — vừa xử lý luồng thời gian thực, vừa khai phá mẫu trên lịch sử tích lũy — là một hướng ít được thử nghiệm và có giá trị kỹ thuật cao hơn.</w:t>
+      </w:r>
+    </w:p>
+    <w:bookmarkEnd w:id="49"/>
+    <w:bookmarkStart w:id="50" w:name="tiêu-chí-lựa-chọn-và-quyết-định"/>
     <w:p>
       <w:pPr>
         <w:pStyle w:val="Heading3"/>
@@ -7555,21 +7555,15 @@
         <w:pStyle w:val="FirstParagraph"/>
       </w:pPr>
       <w:r>
-        <w:t xml:space="preserve">Từ phân tích trên, nhóm xây dựng tám tiêu chí đánh giá (chi tiết:</w:t>
-      </w:r>
-      <w:r>
-        <w:t xml:space="preserve"> </w:t>
-      </w:r>
-      <w:hyperlink r:id="rId51">
-        <w:r>
-          <w:rPr>
-            <w:rStyle w:val="VerbatimChar"/>
-          </w:rPr>
-          <w:t xml:space="preserve">02_DE_XUAT_DE_TAI.md</w:t>
-        </w:r>
-      </w:hyperlink>
-      <w:r>
-        <w:t xml:space="preserve">) và đề xuất 16 phương án đề tài. Đề tài</w:t>
+        <w:t xml:space="preserve">Từ khảo sát trên, nhóm xây dựng một bộ tiêu chí đánh giá gồm: (1) lõi thuật toán bám sát nội dung môn học, (2) có ground truth định lượng để đo sai số, (3) quy mô dữ liệu đủ lớn để thể hiện đúng tinh thần bài toán luồng, (4) khả năng kết hợp nhiều lớp bài toán thành một hệ thống thống nhất, (5) khả năng triển khai thành sản phẩm hoàn chỉnh.</w:t>
+      </w:r>
+    </w:p>
+    <w:p>
+      <w:pPr>
+        <w:pStyle w:val="BodyText"/>
+      </w:pPr>
+      <w:r>
+        <w:t xml:space="preserve">Đề tài</w:t>
       </w:r>
       <w:r>
         <w:t xml:space="preserve"> </w:t>
@@ -7585,12 +7579,12 @@
         <w:t xml:space="preserve"> </w:t>
       </w:r>
       <w:r>
-        <w:t xml:space="preserve">được chọn vì đạt điểm cao nhất (15/16) theo các tiêu chí: khai thác khoảng trống DGIM, có ground truth hoàn hảo để đo sai số (giá trị chính xác tính được offline), dữ liệu đủ lớn để phù hợp tinh thần bài toán luồng, và có tiềm năng kết hợp cả hai lớp bài toán (cửa sổ trượt và khai phá mẫu).</w:t>
-      </w:r>
-    </w:p>
-    <w:bookmarkEnd w:id="52"/>
-    <w:bookmarkEnd w:id="53"/>
-    <w:bookmarkStart w:id="54" w:name="nguồn-dữ-liệu"/>
+        <w:t xml:space="preserve">được chọn vì đáp ứng đầy đủ các tiêu chí trên: khai thác khoảng trống DGIM, có ground truth hoàn hảo để đo sai số (giá trị chính xác tính được offline từ dữ liệu lịch sử), dữ liệu đủ lớn (hàng chục triệu bản ghi/tháng) để phù hợp tinh thần bài toán luồng, và có tiềm năng kết hợp cả hai lớp bài toán (cửa sổ trượt và khai phá mẫu) thành một hệ thống giám sát giao thông đô thị hoàn chỉnh.</w:t>
+      </w:r>
+    </w:p>
+    <w:bookmarkEnd w:id="50"/>
+    <w:bookmarkEnd w:id="51"/>
+    <w:bookmarkStart w:id="52" w:name="nguồn-dữ-liệu"/>
     <w:p>
       <w:pPr>
         <w:pStyle w:val="Heading2"/>
@@ -7720,8 +7714,8 @@
         <w:t xml:space="preserve">mà bài toán yêu cầu, không cần tự thiết kế cách phân vùng không gian; (c) miễn phí, công khai, có thể tái lập kết quả.</w:t>
       </w:r>
     </w:p>
-    <w:bookmarkEnd w:id="54"/>
-    <w:bookmarkStart w:id="59" w:name="xác-minh-chất-lượng-dữ-liệu"/>
+    <w:bookmarkEnd w:id="52"/>
+    <w:bookmarkStart w:id="57" w:name="xác-minh-chất-lượng-dữ-liệu"/>
     <w:p>
       <w:pPr>
         <w:pStyle w:val="Heading2"/>
@@ -7748,7 +7742,7 @@
         </w:rPr>
         <w:t xml:space="preserve"> </w:t>
       </w:r>
-      <w:hyperlink r:id="rId55">
+      <w:hyperlink r:id="rId53">
         <w:r>
           <w:rPr>
             <w:rStyle w:val="VerbatimChar"/>
@@ -7766,7 +7760,7 @@
         <w:t xml:space="preserve">; phương pháp: DuckDB truy vấn trực tiếp file Parquet, không nạp toàn bộ vào bộ nhớ.)</w:t>
       </w:r>
     </w:p>
-    <w:bookmarkStart w:id="56" w:name="quy-mô-và-chất-lượng-cơ-bản"/>
+    <w:bookmarkStart w:id="54" w:name="quy-mô-và-chất-lượng-cơ-bản"/>
     <w:p>
       <w:pPr>
         <w:pStyle w:val="Heading3"/>
@@ -7953,8 +7947,8 @@
         </w:tc>
       </w:tr>
     </w:tbl>
-    <w:bookmarkEnd w:id="56"/>
-    <w:bookmarkStart w:id="57" w:name="Xe90219bfe44825083418920f954ab174c9df04e"/>
+    <w:bookmarkEnd w:id="54"/>
+    <w:bookmarkStart w:id="55" w:name="Xe90219bfe44825083418920f954ab174c9df04e"/>
     <w:p>
       <w:pPr>
         <w:pStyle w:val="Heading3"/>
@@ -8139,8 +8133,8 @@
         <w:t xml:space="preserve">thay vì ngưỡng tuyệt đối chung; (b) chỉ số bất ngờ AMS ở phạm vi toàn cục có tín hiệu yếu hơn dự kiến (xác nhận định lượng ở Chương 5, thực nghiệm E6).</w:t>
       </w:r>
     </w:p>
-    <w:bookmarkEnd w:id="57"/>
-    <w:bookmarkStart w:id="58" w:name="xác-nhận-tính-phi-dừng"/>
+    <w:bookmarkEnd w:id="55"/>
+    <w:bookmarkStart w:id="56" w:name="xác-nhận-tính-phi-dừng"/>
     <w:p>
       <w:pPr>
         <w:pStyle w:val="Heading3"/>
@@ -8173,9 +8167,9 @@
         <w:t xml:space="preserve">— xác nhận thực nghiệm cho tính chất phi dừng của luồng dữ liệu đã nêu ở Chương 2, và là căn cứ trực tiếp cho việc sử dụng cửa sổ trượt thay vì thống kê tích lũy toàn kỳ.</w:t>
       </w:r>
     </w:p>
-    <w:bookmarkEnd w:id="58"/>
-    <w:bookmarkEnd w:id="59"/>
-    <w:bookmarkStart w:id="60" w:name="X140af6e2d63094c021a205144477cef1de90c60"/>
+    <w:bookmarkEnd w:id="56"/>
+    <w:bookmarkEnd w:id="57"/>
+    <w:bookmarkStart w:id="58" w:name="X140af6e2d63094c021a205144477cef1de90c60"/>
     <w:p>
       <w:pPr>
         <w:pStyle w:val="Heading2"/>
@@ -8197,7 +8191,7 @@
         <w:pStyle w:val="Compact"/>
         <w:numPr>
           <w:ilvl w:val="0"/>
-          <w:numId w:val="1010"/>
+          <w:numId w:val="1011"/>
         </w:numPr>
       </w:pPr>
       <w:r>
@@ -8264,7 +8258,7 @@
         <w:pStyle w:val="Compact"/>
         <w:numPr>
           <w:ilvl w:val="0"/>
-          <w:numId w:val="1010"/>
+          <w:numId w:val="1011"/>
         </w:numPr>
       </w:pPr>
       <w:r>
@@ -8305,7 +8299,7 @@
         <w:pStyle w:val="Compact"/>
         <w:numPr>
           <w:ilvl w:val="0"/>
-          <w:numId w:val="1010"/>
+          <w:numId w:val="1011"/>
         </w:numPr>
       </w:pPr>
       <w:r>
@@ -8317,7 +8311,7 @@
         <w:pStyle w:val="Compact"/>
         <w:numPr>
           <w:ilvl w:val="0"/>
-          <w:numId w:val="1010"/>
+          <w:numId w:val="1011"/>
         </w:numPr>
       </w:pPr>
       <w:r>
@@ -8349,9 +8343,9 @@
         <w:br w:type="page"/>
       </w:r>
     </w:p>
-    <w:bookmarkEnd w:id="60"/>
-    <w:bookmarkEnd w:id="61"/>
-    <w:bookmarkStart w:id="69" w:name="chương-4.-thiết-kế-hệ-thống"/>
+    <w:bookmarkEnd w:id="58"/>
+    <w:bookmarkEnd w:id="59"/>
+    <w:bookmarkStart w:id="67" w:name="chương-4.-thiết-kế-hệ-thống"/>
     <w:p>
       <w:pPr>
         <w:pStyle w:val="Heading1"/>
@@ -8378,7 +8372,7 @@
         </w:rPr>
         <w:t xml:space="preserve"> </w:t>
       </w:r>
-      <w:hyperlink r:id="rId62">
+      <w:hyperlink r:id="rId60">
         <w:r>
           <w:rPr>
             <w:rStyle w:val="VerbatimChar"/>
@@ -8396,7 +8390,7 @@
         <w:t xml:space="preserve">.)</w:t>
       </w:r>
     </w:p>
-    <w:bookmarkStart w:id="63" w:name="kiến-trúc-tổng-thể"/>
+    <w:bookmarkStart w:id="61" w:name="kiến-trúc-tổng-thể"/>
     <w:p>
       <w:pPr>
         <w:pStyle w:val="Heading2"/>
@@ -8491,7 +8485,7 @@
         <w:pStyle w:val="Compact"/>
         <w:numPr>
           <w:ilvl w:val="0"/>
-          <w:numId w:val="1011"/>
+          <w:numId w:val="1012"/>
         </w:numPr>
       </w:pPr>
       <w:r>
@@ -8513,7 +8507,7 @@
         <w:pStyle w:val="Compact"/>
         <w:numPr>
           <w:ilvl w:val="0"/>
-          <w:numId w:val="1011"/>
+          <w:numId w:val="1012"/>
         </w:numPr>
       </w:pPr>
       <w:r>
@@ -8550,7 +8544,7 @@
         <w:pStyle w:val="Compact"/>
         <w:numPr>
           <w:ilvl w:val="0"/>
-          <w:numId w:val="1011"/>
+          <w:numId w:val="1012"/>
         </w:numPr>
       </w:pPr>
       <w:r>
@@ -8581,7 +8575,7 @@
         <w:pStyle w:val="Compact"/>
         <w:numPr>
           <w:ilvl w:val="0"/>
-          <w:numId w:val="1011"/>
+          <w:numId w:val="1012"/>
         </w:numPr>
       </w:pPr>
       <w:r>
@@ -8612,7 +8606,7 @@
         <w:pStyle w:val="Compact"/>
         <w:numPr>
           <w:ilvl w:val="0"/>
-          <w:numId w:val="1011"/>
+          <w:numId w:val="1012"/>
         </w:numPr>
       </w:pPr>
       <w:r>
@@ -8673,8 +8667,8 @@
         <w:t xml:space="preserve">, ngưỡng hỗ trợ tối thiểu) đều cấu hình được, phục vụ trực tiếp cho ma trận thực nghiệm ở Chương 5.</w:t>
       </w:r>
     </w:p>
-    <w:bookmarkEnd w:id="63"/>
-    <w:bookmarkStart w:id="64" w:name="ánh-xạ-sự-kiện-thành-535-luồng-song-song"/>
+    <w:bookmarkEnd w:id="61"/>
+    <w:bookmarkStart w:id="62" w:name="ánh-xạ-sự-kiện-thành-535-luồng-song-song"/>
     <w:p>
       <w:pPr>
         <w:pStyle w:val="Heading2"/>
@@ -8731,8 +8725,8 @@
         <w:t xml:space="preserve">thay vì mỗi luồng tự đếm riêng, và trì hoãn việc loại bucket hết hạn tới thời điểm truy vấn (lazy expiration) thay vì thực hiện ở mỗi lần cập nhật.</w:t>
       </w:r>
     </w:p>
-    <w:bookmarkEnd w:id="64"/>
-    <w:bookmarkStart w:id="65" w:name="tầng-khai-phá-mẫu-thành-phần-bắt-buộc"/>
+    <w:bookmarkEnd w:id="62"/>
+    <w:bookmarkStart w:id="63" w:name="tầng-khai-phá-mẫu-thành-phần-bắt-buộc"/>
     <w:p>
       <w:pPr>
         <w:pStyle w:val="Heading2"/>
@@ -8844,8 +8838,8 @@
         <w:t xml:space="preserve">). Chuẩn hóa theo phân vị của chính từng khu vực đảm bảo luật tìm được phản ánh độ lệch so với hành vi thông thường của khu vực đó, không phải quy mô tuyệt đối.</w:t>
       </w:r>
     </w:p>
-    <w:bookmarkEnd w:id="65"/>
-    <w:bookmarkStart w:id="66" w:name="thiết-kế-cơ-sở-dữ-liệu"/>
+    <w:bookmarkEnd w:id="63"/>
+    <w:bookmarkStart w:id="64" w:name="thiết-kế-cơ-sở-dữ-liệu"/>
     <w:p>
       <w:pPr>
         <w:pStyle w:val="Heading2"/>
@@ -9090,8 +9084,8 @@
         </w:tc>
       </w:tr>
     </w:tbl>
-    <w:bookmarkEnd w:id="66"/>
-    <w:bookmarkStart w:id="67" w:name="thiết-kế-api-và-giao-diện"/>
+    <w:bookmarkEnd w:id="64"/>
+    <w:bookmarkStart w:id="65" w:name="thiết-kế-api-và-giao-diện"/>
     <w:p>
       <w:pPr>
         <w:pStyle w:val="Heading2"/>
@@ -9206,7 +9200,7 @@
         <w:pStyle w:val="Compact"/>
         <w:numPr>
           <w:ilvl w:val="0"/>
-          <w:numId w:val="1012"/>
+          <w:numId w:val="1013"/>
         </w:numPr>
       </w:pPr>
       <w:r>
@@ -9242,7 +9236,7 @@
         <w:pStyle w:val="Compact"/>
         <w:numPr>
           <w:ilvl w:val="0"/>
-          <w:numId w:val="1012"/>
+          <w:numId w:val="1013"/>
         </w:numPr>
       </w:pPr>
       <w:r>
@@ -9264,7 +9258,7 @@
         <w:pStyle w:val="Compact"/>
         <w:numPr>
           <w:ilvl w:val="0"/>
-          <w:numId w:val="1012"/>
+          <w:numId w:val="1013"/>
         </w:numPr>
       </w:pPr>
       <w:r>
@@ -9286,7 +9280,7 @@
         <w:pStyle w:val="Compact"/>
         <w:numPr>
           <w:ilvl w:val="0"/>
-          <w:numId w:val="1012"/>
+          <w:numId w:val="1013"/>
         </w:numPr>
       </w:pPr>
       <w:r>
@@ -9354,32 +9348,32 @@
         <w:t xml:space="preserve">), khởi động bằng một lệnh duy nhất.</w:t>
       </w:r>
     </w:p>
+    <w:bookmarkEnd w:id="65"/>
+    <w:bookmarkStart w:id="66" w:name="ma-trận-thực-nghiệm"/>
+    <w:p>
+      <w:pPr>
+        <w:pStyle w:val="Heading2"/>
+      </w:pPr>
+      <w:r>
+        <w:t xml:space="preserve">4.6. Ma trận thực nghiệm</w:t>
+      </w:r>
+    </w:p>
+    <w:p>
+      <w:pPr>
+        <w:pStyle w:val="FirstParagraph"/>
+      </w:pPr>
+      <w:r>
+        <w:t xml:space="preserve">Mười hai thực nghiệm (E1–E12) được thiết kế để mỗi cận lý thuyết ở Chương 2 đều có một phép đo thực nghiệm tương ứng đối chiếu trực tiếp — trình bày chi tiết ở Chương 5.</w:t>
+      </w:r>
+    </w:p>
+    <w:p>
+      <w:r>
+        <w:br w:type="page"/>
+      </w:r>
+    </w:p>
+    <w:bookmarkEnd w:id="66"/>
     <w:bookmarkEnd w:id="67"/>
-    <w:bookmarkStart w:id="68" w:name="ma-trận-thực-nghiệm"/>
-    <w:p>
-      <w:pPr>
-        <w:pStyle w:val="Heading2"/>
-      </w:pPr>
-      <w:r>
-        <w:t xml:space="preserve">4.6. Ma trận thực nghiệm</w:t>
-      </w:r>
-    </w:p>
-    <w:p>
-      <w:pPr>
-        <w:pStyle w:val="FirstParagraph"/>
-      </w:pPr>
-      <w:r>
-        <w:t xml:space="preserve">Mười hai thực nghiệm (E1–E12) được thiết kế để mỗi cận lý thuyết ở Chương 2 đều có một phép đo thực nghiệm tương ứng đối chiếu trực tiếp — trình bày chi tiết ở Chương 5.</w:t>
-      </w:r>
-    </w:p>
-    <w:p>
-      <w:r>
-        <w:br w:type="page"/>
-      </w:r>
-    </w:p>
-    <w:bookmarkEnd w:id="68"/>
-    <w:bookmarkEnd w:id="69"/>
-    <w:bookmarkStart w:id="89" w:name="chương-5.-thực-nghiệm"/>
+    <w:bookmarkStart w:id="87" w:name="chương-5.-thực-nghiệm"/>
     <w:p>
       <w:pPr>
         <w:pStyle w:val="Heading1"/>
@@ -9406,7 +9400,7 @@
         </w:rPr>
         <w:t xml:space="preserve"> </w:t>
       </w:r>
-      <w:hyperlink r:id="rId70">
+      <w:hyperlink r:id="rId68">
         <w:r>
           <w:rPr>
             <w:rStyle w:val="VerbatimChar"/>
@@ -9430,7 +9424,7 @@
         </w:rPr>
         <w:t xml:space="preserve"> </w:t>
       </w:r>
-      <w:hyperlink r:id="rId71">
+      <w:hyperlink r:id="rId69">
         <w:r>
           <w:rPr>
             <w:rStyle w:val="VerbatimChar"/>
@@ -9454,7 +9448,7 @@
         </w:rPr>
         <w:t xml:space="preserve"> </w:t>
       </w:r>
-      <w:hyperlink r:id="rId72">
+      <w:hyperlink r:id="rId70">
         <w:r>
           <w:rPr>
             <w:rStyle w:val="VerbatimChar"/>
@@ -9478,7 +9472,7 @@
         </w:rPr>
         <w:t xml:space="preserve"> </w:t>
       </w:r>
-      <w:hyperlink r:id="rId73">
+      <w:hyperlink r:id="rId71">
         <w:r>
           <w:rPr>
             <w:rStyle w:val="VerbatimChar"/>
@@ -9502,7 +9496,7 @@
         </w:rPr>
         <w:t xml:space="preserve"> </w:t>
       </w:r>
-      <w:hyperlink r:id="rId74">
+      <w:hyperlink r:id="rId72">
         <w:r>
           <w:rPr>
             <w:rStyle w:val="VerbatimChar"/>
@@ -9520,7 +9514,7 @@
         <w:t xml:space="preserve">.)</w:t>
       </w:r>
     </w:p>
-    <w:bookmarkStart w:id="75" w:name="phương-pháp-luận-thực-nghiệm-chung"/>
+    <w:bookmarkStart w:id="73" w:name="phương-pháp-luận-thực-nghiệm-chung"/>
     <w:p>
       <w:pPr>
         <w:pStyle w:val="Heading2"/>
@@ -9550,8 +9544,8 @@
         <w:t xml:space="preserve">, tôn trọng đúng ngữ nghĩa luồng: tại mỗi mốc truy vấn, sketch chỉ được thấy đúng các sự kiện đã xảy ra tới thời điểm đó.</w:t>
       </w:r>
     </w:p>
-    <w:bookmarkEnd w:id="75"/>
-    <w:bookmarkStart w:id="76" w:name="e1e3-xác-nhận-cận-lý-thuyết-của-dgim"/>
+    <w:bookmarkEnd w:id="73"/>
+    <w:bookmarkStart w:id="74" w:name="e1e3-xác-nhận-cận-lý-thuyết-của-dgim"/>
     <w:p>
       <w:pPr>
         <w:pStyle w:val="Heading2"/>
@@ -10140,8 +10134,8 @@
         <w:t xml:space="preserve">. DGIM chỉ có lợi khi cửa sổ đủ rộng để vượt qua chi phí cố định của cấu trúc dữ liệu Python.</w:t>
       </w:r>
     </w:p>
-    <w:bookmarkEnd w:id="76"/>
-    <w:bookmarkStart w:id="77" w:name="X994808d8e672ba373a42a936874261762af2989"/>
+    <w:bookmarkEnd w:id="74"/>
+    <w:bookmarkStart w:id="75" w:name="X994808d8e672ba373a42a936874261762af2989"/>
     <w:p>
       <w:pPr>
         <w:pStyle w:val="Heading2"/>
@@ -10731,8 +10725,8 @@
         <w:t xml:space="preserve">bị bác bỏ bằng số liệu cụ thể. Giả thuyết được xác nhận ở dạng suy diễn từ lý thuyết, bác bỏ ở dạng trực giác thông thường — một kết quả khoa học đầy đủ hai chiều.</w:t>
       </w:r>
     </w:p>
-    <w:bookmarkEnd w:id="77"/>
-    <w:bookmarkStart w:id="80" w:name="e5e6-flajolet-martin-và-ams"/>
+    <w:bookmarkEnd w:id="75"/>
+    <w:bookmarkStart w:id="78" w:name="e5e6-flajolet-martin-và-ams"/>
     <w:p>
       <w:pPr>
         <w:pStyle w:val="Heading2"/>
@@ -10741,7 +10735,7 @@
         <w:t xml:space="preserve">5.4. E5–E6: Flajolet-Martin và AMS</w:t>
       </w:r>
     </w:p>
-    <w:bookmarkStart w:id="78" w:name="flajolet-martin-q3"/>
+    <w:bookmarkStart w:id="76" w:name="flajolet-martin-q3"/>
     <w:p>
       <w:pPr>
         <w:pStyle w:val="Heading3"/>
@@ -10946,8 +10940,8 @@
         <w:t xml:space="preserve">.</w:t>
       </w:r>
     </w:p>
-    <w:bookmarkEnd w:id="78"/>
-    <w:bookmarkStart w:id="79" w:name="ams-q4"/>
+    <w:bookmarkEnd w:id="76"/>
+    <w:bookmarkStart w:id="77" w:name="ams-q4"/>
     <w:p>
       <w:pPr>
         <w:pStyle w:val="Heading3"/>
@@ -11068,9 +11062,9 @@
         <w:t xml:space="preserve">mà AMS không trả lời được.</w:t>
       </w:r>
     </w:p>
-    <w:bookmarkEnd w:id="79"/>
-    <w:bookmarkEnd w:id="80"/>
-    <w:bookmarkStart w:id="81" w:name="X913341f46d8602bb530a012c8d5a063747ba864"/>
+    <w:bookmarkEnd w:id="77"/>
+    <w:bookmarkEnd w:id="78"/>
+    <w:bookmarkStart w:id="79" w:name="X913341f46d8602bb530a012c8d5a063747ba864"/>
     <w:p>
       <w:pPr>
         <w:pStyle w:val="Heading2"/>
@@ -11209,8 +11203,8 @@
         <w:t xml:space="preserve">5,66 MB cho toàn bộ 535 luồng (không kể mẫu Reservoir), so với 66,9 MB nếu lưu cửa sổ đầy đủ — tiết kiệm 11,8 lần. Tỷ lệ thấp hơn ước tính lý thuyết ban đầu do chi phí cố định của đối tượng Python, nhưng xu hướng tăng trưởng dưới tuyến tính được xác nhận.</w:t>
       </w:r>
     </w:p>
-    <w:bookmarkEnd w:id="81"/>
-    <w:bookmarkStart w:id="86" w:name="e9e11-tầng-khai-phá-mẫu"/>
+    <w:bookmarkEnd w:id="79"/>
+    <w:bookmarkStart w:id="84" w:name="e9e11-tầng-khai-phá-mẫu"/>
     <w:p>
       <w:pPr>
         <w:pStyle w:val="Heading2"/>
@@ -11219,7 +11213,7 @@
         <w:t xml:space="preserve">5.6. E9–E11: Tầng khai phá mẫu</w:t>
       </w:r>
     </w:p>
-    <w:bookmarkStart w:id="82" w:name="điều-chỉnh-tham-số-rời-rạc-hóa"/>
+    <w:bookmarkStart w:id="80" w:name="điều-chỉnh-tham-số-rời-rạc-hóa"/>
     <w:p>
       <w:pPr>
         <w:pStyle w:val="Heading3"/>
@@ -11236,8 +11230,8 @@
         <w:t xml:space="preserve">Ngưỡng phân vị mặc định 80% (Chương 4) tạo ra giỏ hàng quá dày (trung bình 44,4/257 item mỗi giỏ) — cơ sở dữ liệu trù mật khiến FP-Growth không hội tụ ở ngưỡng hỗ trợ thấp. Chuyển sang phân vị 90% (giỏ hàng trung bình 22,1 item) giải quyết được vấn đề — một minh chứng cho việc tham số thiết kế trên giấy cần kiểm chứng lại khi gặp dữ liệu thật.</w:t>
       </w:r>
     </w:p>
-    <w:bookmarkEnd w:id="82"/>
-    <w:bookmarkStart w:id="83" w:name="fp-growth-so-với-apriori"/>
+    <w:bookmarkEnd w:id="80"/>
+    <w:bookmarkStart w:id="81" w:name="fp-growth-so-với-apriori"/>
     <w:p>
       <w:pPr>
         <w:pStyle w:val="Heading3"/>
@@ -11539,8 +11533,8 @@
         <w:t xml:space="preserve">tuyệt đối ở mọi mức — kiểm chứng tính đúng đắn trực tiếp. Tại ngưỡng 5%, Apriori sinh 61.329 ứng viên cho 16.319 mẫu thật (tỷ lệ 3,8 ứng viên/mẫu) và thực hiện 181.750.272 phép kiểm tra hỗ trợ — số liệu định lượng cho ba điểm nghẽn lý thuyết đã nêu ở Chương 2.</w:t>
       </w:r>
     </w:p>
-    <w:bookmarkEnd w:id="83"/>
-    <w:bookmarkStart w:id="84" w:name="nén-bằng-mẫu-đóng"/>
+    <w:bookmarkEnd w:id="81"/>
+    <w:bookmarkStart w:id="82" w:name="nén-bằng-mẫu-đóng"/>
     <w:p>
       <w:pPr>
         <w:pStyle w:val="Heading3"/>
@@ -11566,8 +11560,8 @@
         <w:t xml:space="preserve">.</w:t>
       </w:r>
     </w:p>
-    <w:bookmarkEnd w:id="84"/>
-    <w:bookmarkStart w:id="85" w:name="X8632ce0c5a5c0926939dca7f819cccdacbd02b7"/>
+    <w:bookmarkEnd w:id="82"/>
+    <w:bookmarkStart w:id="83" w:name="X8632ce0c5a5c0926939dca7f819cccdacbd02b7"/>
     <w:p>
       <w:pPr>
         <w:pStyle w:val="Heading3"/>
@@ -11832,9 +11826,9 @@
         <w:t xml:space="preserve">là hai tiêu chí gần như độc lập.</w:t>
       </w:r>
     </w:p>
-    <w:bookmarkEnd w:id="85"/>
-    <w:bookmarkEnd w:id="86"/>
-    <w:bookmarkStart w:id="87" w:name="e12-kiểm-định-chéo-tính-đúng-đắn"/>
+    <w:bookmarkEnd w:id="83"/>
+    <w:bookmarkEnd w:id="84"/>
+    <w:bookmarkStart w:id="85" w:name="e12-kiểm-định-chéo-tính-đúng-đắn"/>
     <w:p>
       <w:pPr>
         <w:pStyle w:val="Heading2"/>
@@ -11882,8 +11876,8 @@
         <w:t xml:space="preserve">ở toàn bộ 20 phép kiểm chứng — điều kiện tiên quyết để mọi kết quả thực nghiệm khác được tin cậy.</w:t>
       </w:r>
     </w:p>
-    <w:bookmarkEnd w:id="87"/>
-    <w:bookmarkStart w:id="88" w:name="tổng-hợp-kiểm-định-đơn-vị"/>
+    <w:bookmarkEnd w:id="85"/>
+    <w:bookmarkStart w:id="86" w:name="tổng-hợp-kiểm-định-đơn-vị"/>
     <w:p>
       <w:pPr>
         <w:pStyle w:val="Heading2"/>
@@ -11918,9 +11912,9 @@
         <w:br w:type="page"/>
       </w:r>
     </w:p>
-    <w:bookmarkEnd w:id="88"/>
-    <w:bookmarkEnd w:id="89"/>
-    <w:bookmarkStart w:id="95" w:name="chương-6.-đánh-giá"/>
+    <w:bookmarkEnd w:id="86"/>
+    <w:bookmarkEnd w:id="87"/>
+    <w:bookmarkStart w:id="93" w:name="chương-6.-đánh-giá"/>
     <w:p>
       <w:pPr>
         <w:pStyle w:val="Heading1"/>
@@ -11929,7 +11923,7 @@
         <w:t xml:space="preserve">CHƯƠNG 6. ĐÁNH GIÁ</w:t>
       </w:r>
     </w:p>
-    <w:bookmarkStart w:id="90" w:name="đối-chiếu-với-mục-tiêu-đặt-ra"/>
+    <w:bookmarkStart w:id="88" w:name="đối-chiếu-với-mục-tiêu-đặt-ra"/>
     <w:p>
       <w:pPr>
         <w:pStyle w:val="Heading2"/>
@@ -12229,8 +12223,8 @@
         <w:t xml:space="preserve">Năm trên sáu mục tiêu đạt đầy đủ. Mục tiêu thứ sáu (triển khai container hóa) đạt về mặt logic hệ thống (API và CSDL đã kiểm chứng hoạt động đúng với dữ liệu thật) nhưng gặp trở ngại môi trường mạng khi đóng gói Docker image — trình bày chi tiết ở §6.4.</w:t>
       </w:r>
     </w:p>
-    <w:bookmarkEnd w:id="90"/>
-    <w:bookmarkStart w:id="91" w:name="ba-đóng-góp-có-giá-trị-nhất"/>
+    <w:bookmarkEnd w:id="88"/>
+    <w:bookmarkStart w:id="89" w:name="ba-đóng-góp-có-giá-trị-nhất"/>
     <w:p>
       <w:pPr>
         <w:pStyle w:val="Heading2"/>
@@ -12342,8 +12336,8 @@
         <w:t xml:space="preserve">lớn để giảm sai số) có thể phá vỡ hiệu năng toàn hệ thống nếu không đánh giá tổng thể.</w:t>
       </w:r>
     </w:p>
-    <w:bookmarkEnd w:id="91"/>
-    <w:bookmarkStart w:id="92" w:name="hạn-chế"/>
+    <w:bookmarkEnd w:id="89"/>
+    <w:bookmarkStart w:id="90" w:name="hạn-chế"/>
     <w:p>
       <w:pPr>
         <w:pStyle w:val="Heading2"/>
@@ -12433,8 +12427,8 @@
         <w:t xml:space="preserve">Độ dài cửa sổ ảnh hưởng trực tiếp tới kết quả khai phá mẫu (kích thước giỏ hàng, số mẫu tìm được); đồ án chưa thực nghiệm với các độ dài cửa sổ khác để đánh giá độ nhạy.</w:t>
       </w:r>
     </w:p>
-    <w:bookmarkEnd w:id="92"/>
-    <w:bookmarkStart w:id="93" w:name="sự-cố-triển-khai-và-bài-học"/>
+    <w:bookmarkEnd w:id="90"/>
+    <w:bookmarkStart w:id="91" w:name="sự-cố-triển-khai-và-bài-học"/>
     <w:p>
       <w:pPr>
         <w:pStyle w:val="Heading2"/>
@@ -12564,32 +12558,32 @@
         <w:t xml:space="preserve">Bài học rút ra: môi trường triển khai (build container) có ràng buộc mạng khác với môi trường phát triển (venv cục bộ, nơi cài đặt gói đã thành công trơn tru) — một khác biệt cần tính đến khi thiết kế quy trình CI/CD cho các dự án tương tự.</w:t>
       </w:r>
     </w:p>
+    <w:bookmarkEnd w:id="91"/>
+    <w:bookmarkStart w:id="92" w:name="đối-chiếu-với-ba-tín-hiệu-chấm-điểm"/>
+    <w:p>
+      <w:pPr>
+        <w:pStyle w:val="Heading2"/>
+      </w:pPr>
+      <w:r>
+        <w:t xml:space="preserve">6.5. Đối chiếu với ba tín hiệu chấm điểm</w:t>
+      </w:r>
+    </w:p>
+    <w:p>
+      <w:pPr>
+        <w:pStyle w:val="FirstParagraph"/>
+      </w:pPr>
+      <w:r>
+        <w:t xml:space="preserve">Ba tín hiệu được xác định từ đầu đồ án (chứng minh toán học, tinh chỉnh tham số kèm đối chiếu lý thuyết/thực nghiệm, độ đo tương quan bất biến) đều được đáp ứng đầy đủ trong Chương 5: chứng minh cận sai số DGIM và tính không chệch AMS trình bày ở Chương 2 kèm kiểm chứng số ở Chương 5; mười hai thực nghiệm đều là phép đối chiếu tham số–sai số cụ thể; và E10 là minh chứng độc lập, định lượng, không thể tranh cãi cho tính bất biến với giao dịch rỗng.</w:t>
+      </w:r>
+    </w:p>
+    <w:p>
+      <w:r>
+        <w:br w:type="page"/>
+      </w:r>
+    </w:p>
+    <w:bookmarkEnd w:id="92"/>
     <w:bookmarkEnd w:id="93"/>
-    <w:bookmarkStart w:id="94" w:name="đối-chiếu-với-ba-tín-hiệu-chấm-điểm"/>
-    <w:p>
-      <w:pPr>
-        <w:pStyle w:val="Heading2"/>
-      </w:pPr>
-      <w:r>
-        <w:t xml:space="preserve">6.5. Đối chiếu với ba tín hiệu chấm điểm</w:t>
-      </w:r>
-    </w:p>
-    <w:p>
-      <w:pPr>
-        <w:pStyle w:val="FirstParagraph"/>
-      </w:pPr>
-      <w:r>
-        <w:t xml:space="preserve">Ba tín hiệu được xác định từ đầu đồ án (chứng minh toán học, tinh chỉnh tham số kèm đối chiếu lý thuyết/thực nghiệm, độ đo tương quan bất biến) đều được đáp ứng đầy đủ trong Chương 5: chứng minh cận sai số DGIM và tính không chệch AMS trình bày ở Chương 2 kèm kiểm chứng số ở Chương 5; mười hai thực nghiệm đều là phép đối chiếu tham số–sai số cụ thể; và E10 là minh chứng độc lập, định lượng, không thể tranh cãi cho tính bất biến với giao dịch rỗng.</w:t>
-      </w:r>
-    </w:p>
-    <w:p>
-      <w:r>
-        <w:br w:type="page"/>
-      </w:r>
-    </w:p>
-    <w:bookmarkEnd w:id="94"/>
-    <w:bookmarkEnd w:id="95"/>
-    <w:bookmarkStart w:id="98" w:name="chương-7.-kết-luận-và-hướng-phát-triển"/>
+    <w:bookmarkStart w:id="96" w:name="chương-7.-kết-luận-và-hướng-phát-triển"/>
     <w:p>
       <w:pPr>
         <w:pStyle w:val="Heading1"/>
@@ -12598,7 +12592,7 @@
         <w:t xml:space="preserve">CHƯƠNG 7. KẾT LUẬN VÀ HƯỚNG PHÁT TRIỂN</w:t>
       </w:r>
     </w:p>
-    <w:bookmarkStart w:id="96" w:name="kết-luận"/>
+    <w:bookmarkStart w:id="94" w:name="kết-luận"/>
     <w:p>
       <w:pPr>
         <w:pStyle w:val="Heading2"/>
@@ -12669,8 +12663,8 @@
         <w:t xml:space="preserve">Quá trình thực hiện đồ án cũng minh họa nhiều bài học kỹ thuật quan trọng nằm ngoài nội dung lý thuyết thuần túy: sự khác biệt giữa dữ liệu thiết kế trên giấy và dữ liệu thật (ngưỡng rời rạc hóa phải điều chỉnh lại), rủi ro của việc tối ưu cục bộ không xét toàn hệ thống (nút thắt hiệu năng Flajolet-Martin), và tầm quan trọng của việc kiểm chứng ngữ nghĩa luồng trong chính công cụ đo đạc (sai lầm harness ở thực nghiệm đầu tiên).</w:t>
       </w:r>
     </w:p>
-    <w:bookmarkEnd w:id="96"/>
-    <w:bookmarkStart w:id="97" w:name="hướng-phát-triển"/>
+    <w:bookmarkEnd w:id="94"/>
+    <w:bookmarkStart w:id="95" w:name="hướng-phát-triển"/>
     <w:p>
       <w:pPr>
         <w:pStyle w:val="Heading2"/>
@@ -12792,183 +12786,183 @@
         <w:br w:type="page"/>
       </w:r>
     </w:p>
+    <w:bookmarkEnd w:id="95"/>
+    <w:bookmarkEnd w:id="96"/>
+    <w:bookmarkStart w:id="101" w:name="phụ-lục"/>
+    <w:p>
+      <w:pPr>
+        <w:pStyle w:val="Heading1"/>
+      </w:pPr>
+      <w:r>
+        <w:t xml:space="preserve">PHỤ LỤC</w:t>
+      </w:r>
+    </w:p>
+    <w:bookmarkStart w:id="97" w:name="phụ-lục-a.-cấu-trúc-mã-nguồn"/>
+    <w:p>
+      <w:pPr>
+        <w:pStyle w:val="Heading2"/>
+      </w:pPr>
+      <w:r>
+        <w:t xml:space="preserve">Phụ lục A. Cấu trúc mã nguồn</w:t>
+      </w:r>
+    </w:p>
+    <w:p>
+      <w:pPr>
+        <w:pStyle w:val="SourceCode"/>
+      </w:pPr>
+      <w:r>
+        <w:rPr>
+          <w:rStyle w:val="VerbatimChar"/>
+        </w:rPr>
+        <w:t xml:space="preserve">btl/</w:t>
+      </w:r>
+      <w:r>
+        <w:br/>
+      </w:r>
+      <w:r>
+        <w:rPr>
+          <w:rStyle w:val="VerbatimChar"/>
+        </w:rPr>
+        <w:t xml:space="preserve">├── src/cityflow/</w:t>
+      </w:r>
+      <w:r>
+        <w:br/>
+      </w:r>
+      <w:r>
+        <w:rPr>
+          <w:rStyle w:val="VerbatimChar"/>
+        </w:rPr>
+        <w:t xml:space="preserve">│   ├── sketches/            FROM SCRATCH: dgim.py, dgim_integer.py,</w:t>
+      </w:r>
+      <w:r>
+        <w:br/>
+      </w:r>
+      <w:r>
+        <w:rPr>
+          <w:rStyle w:val="VerbatimChar"/>
+        </w:rPr>
+        <w:t xml:space="preserve">│   │                        flajolet_martin.py, ams.py, reservoir.py, registry.py</w:t>
+      </w:r>
+      <w:r>
+        <w:br/>
+      </w:r>
+      <w:r>
+        <w:rPr>
+          <w:rStyle w:val="VerbatimChar"/>
+        </w:rPr>
+        <w:t xml:space="preserve">│   ├── mining/               FROM SCRATCH: fptree.py, fpgrowth.py, apriori.py,</w:t>
+      </w:r>
+      <w:r>
+        <w:br/>
+      </w:r>
+      <w:r>
+        <w:rPr>
+          <w:rStyle w:val="VerbatimChar"/>
+        </w:rPr>
+        <w:t xml:space="preserve">│   │                        basket_builder.py, interestingness.py, rules.py, persist.py</w:t>
+      </w:r>
+      <w:r>
+        <w:br/>
+      </w:r>
+      <w:r>
+        <w:rPr>
+          <w:rStyle w:val="VerbatimChar"/>
+        </w:rPr>
+        <w:t xml:space="preserve">│   ├── ingest/replay.py      Nạp và phát lại luồng</w:t>
+      </w:r>
+      <w:r>
+        <w:br/>
+      </w:r>
+      <w:r>
+        <w:rPr>
+          <w:rStyle w:val="VerbatimChar"/>
+        </w:rPr>
+        <w:t xml:space="preserve">│   ├── oracle/exact_window.py  Oracle chính xác (đường đi độc lập)</w:t>
+      </w:r>
+      <w:r>
+        <w:br/>
+      </w:r>
+      <w:r>
+        <w:rPr>
+          <w:rStyle w:val="VerbatimChar"/>
+        </w:rPr>
+        <w:t xml:space="preserve">│   ├── api/                  FastAPI: main.py, state.py, routers/</w:t>
+      </w:r>
+      <w:r>
+        <w:br/>
+      </w:r>
+      <w:r>
+        <w:rPr>
+          <w:rStyle w:val="VerbatimChar"/>
+        </w:rPr>
+        <w:t xml:space="preserve">│   ├── db/                   SQLAlchemy: models.py, session.py</w:t>
+      </w:r>
+      <w:r>
+        <w:br/>
+      </w:r>
+      <w:r>
+        <w:rPr>
+          <w:rStyle w:val="VerbatimChar"/>
+        </w:rPr>
+        <w:t xml:space="preserve">│   └── config.py             Tham số hệ thống</w:t>
+      </w:r>
+      <w:r>
+        <w:br/>
+      </w:r>
+      <w:r>
+        <w:rPr>
+          <w:rStyle w:val="VerbatimChar"/>
+        </w:rPr>
+        <w:t xml:space="preserve">├── scripts/                  Tải dữ liệu + 9 script thực nghiệm</w:t>
+      </w:r>
+      <w:r>
+        <w:br/>
+      </w:r>
+      <w:r>
+        <w:rPr>
+          <w:rStyle w:val="VerbatimChar"/>
+        </w:rPr>
+        <w:t xml:space="preserve">├── tests/                    158 kiểm định đơn vị</w:t>
+      </w:r>
+      <w:r>
+        <w:br/>
+      </w:r>
+      <w:r>
+        <w:rPr>
+          <w:rStyle w:val="VerbatimChar"/>
+        </w:rPr>
+        <w:t xml:space="preserve">├── web/                      Dashboard React + Vite + Tailwind</w:t>
+      </w:r>
+      <w:r>
+        <w:br/>
+      </w:r>
+      <w:r>
+        <w:rPr>
+          <w:rStyle w:val="VerbatimChar"/>
+        </w:rPr>
+        <w:t xml:space="preserve">├── sql/init.sql              Lược đồ PostgreSQL</w:t>
+      </w:r>
+      <w:r>
+        <w:br/>
+      </w:r>
+      <w:r>
+        <w:rPr>
+          <w:rStyle w:val="VerbatimChar"/>
+        </w:rPr>
+        <w:t xml:space="preserve">├── docker-compose.yml        Triển khai 3 dịch vụ: db, api, web</w:t>
+      </w:r>
+      <w:r>
+        <w:br/>
+      </w:r>
+      <w:r>
+        <w:rPr>
+          <w:rStyle w:val="VerbatimChar"/>
+        </w:rPr>
+        <w:t xml:space="preserve">└── docs/                     Toàn bộ tài liệu Phase 1–8</w:t>
+      </w:r>
+    </w:p>
     <w:bookmarkEnd w:id="97"/>
-    <w:bookmarkEnd w:id="98"/>
-    <w:bookmarkStart w:id="103" w:name="phụ-lục"/>
-    <w:p>
-      <w:pPr>
-        <w:pStyle w:val="Heading1"/>
-      </w:pPr>
-      <w:r>
-        <w:t xml:space="preserve">PHỤ LỤC</w:t>
-      </w:r>
-    </w:p>
-    <w:bookmarkStart w:id="99" w:name="phụ-lục-a.-cấu-trúc-mã-nguồn"/>
-    <w:p>
-      <w:pPr>
-        <w:pStyle w:val="Heading2"/>
-      </w:pPr>
-      <w:r>
-        <w:t xml:space="preserve">Phụ lục A. Cấu trúc mã nguồn</w:t>
-      </w:r>
-    </w:p>
-    <w:p>
-      <w:pPr>
-        <w:pStyle w:val="SourceCode"/>
-      </w:pPr>
-      <w:r>
-        <w:rPr>
-          <w:rStyle w:val="VerbatimChar"/>
-        </w:rPr>
-        <w:t xml:space="preserve">btl/</w:t>
-      </w:r>
-      <w:r>
-        <w:br/>
-      </w:r>
-      <w:r>
-        <w:rPr>
-          <w:rStyle w:val="VerbatimChar"/>
-        </w:rPr>
-        <w:t xml:space="preserve">├── src/cityflow/</w:t>
-      </w:r>
-      <w:r>
-        <w:br/>
-      </w:r>
-      <w:r>
-        <w:rPr>
-          <w:rStyle w:val="VerbatimChar"/>
-        </w:rPr>
-        <w:t xml:space="preserve">│   ├── sketches/            FROM SCRATCH: dgim.py, dgim_integer.py,</w:t>
-      </w:r>
-      <w:r>
-        <w:br/>
-      </w:r>
-      <w:r>
-        <w:rPr>
-          <w:rStyle w:val="VerbatimChar"/>
-        </w:rPr>
-        <w:t xml:space="preserve">│   │                        flajolet_martin.py, ams.py, reservoir.py, registry.py</w:t>
-      </w:r>
-      <w:r>
-        <w:br/>
-      </w:r>
-      <w:r>
-        <w:rPr>
-          <w:rStyle w:val="VerbatimChar"/>
-        </w:rPr>
-        <w:t xml:space="preserve">│   ├── mining/               FROM SCRATCH: fptree.py, fpgrowth.py, apriori.py,</w:t>
-      </w:r>
-      <w:r>
-        <w:br/>
-      </w:r>
-      <w:r>
-        <w:rPr>
-          <w:rStyle w:val="VerbatimChar"/>
-        </w:rPr>
-        <w:t xml:space="preserve">│   │                        basket_builder.py, interestingness.py, rules.py, persist.py</w:t>
-      </w:r>
-      <w:r>
-        <w:br/>
-      </w:r>
-      <w:r>
-        <w:rPr>
-          <w:rStyle w:val="VerbatimChar"/>
-        </w:rPr>
-        <w:t xml:space="preserve">│   ├── ingest/replay.py      Nạp và phát lại luồng</w:t>
-      </w:r>
-      <w:r>
-        <w:br/>
-      </w:r>
-      <w:r>
-        <w:rPr>
-          <w:rStyle w:val="VerbatimChar"/>
-        </w:rPr>
-        <w:t xml:space="preserve">│   ├── oracle/exact_window.py  Oracle chính xác (đường đi độc lập)</w:t>
-      </w:r>
-      <w:r>
-        <w:br/>
-      </w:r>
-      <w:r>
-        <w:rPr>
-          <w:rStyle w:val="VerbatimChar"/>
-        </w:rPr>
-        <w:t xml:space="preserve">│   ├── api/                  FastAPI: main.py, state.py, routers/</w:t>
-      </w:r>
-      <w:r>
-        <w:br/>
-      </w:r>
-      <w:r>
-        <w:rPr>
-          <w:rStyle w:val="VerbatimChar"/>
-        </w:rPr>
-        <w:t xml:space="preserve">│   ├── db/                   SQLAlchemy: models.py, session.py</w:t>
-      </w:r>
-      <w:r>
-        <w:br/>
-      </w:r>
-      <w:r>
-        <w:rPr>
-          <w:rStyle w:val="VerbatimChar"/>
-        </w:rPr>
-        <w:t xml:space="preserve">│   └── config.py             Tham số hệ thống</w:t>
-      </w:r>
-      <w:r>
-        <w:br/>
-      </w:r>
-      <w:r>
-        <w:rPr>
-          <w:rStyle w:val="VerbatimChar"/>
-        </w:rPr>
-        <w:t xml:space="preserve">├── scripts/                  Tải dữ liệu + 9 script thực nghiệm</w:t>
-      </w:r>
-      <w:r>
-        <w:br/>
-      </w:r>
-      <w:r>
-        <w:rPr>
-          <w:rStyle w:val="VerbatimChar"/>
-        </w:rPr>
-        <w:t xml:space="preserve">├── tests/                    158 kiểm định đơn vị</w:t>
-      </w:r>
-      <w:r>
-        <w:br/>
-      </w:r>
-      <w:r>
-        <w:rPr>
-          <w:rStyle w:val="VerbatimChar"/>
-        </w:rPr>
-        <w:t xml:space="preserve">├── web/                      Dashboard React + Vite + Tailwind</w:t>
-      </w:r>
-      <w:r>
-        <w:br/>
-      </w:r>
-      <w:r>
-        <w:rPr>
-          <w:rStyle w:val="VerbatimChar"/>
-        </w:rPr>
-        <w:t xml:space="preserve">├── sql/init.sql              Lược đồ PostgreSQL</w:t>
-      </w:r>
-      <w:r>
-        <w:br/>
-      </w:r>
-      <w:r>
-        <w:rPr>
-          <w:rStyle w:val="VerbatimChar"/>
-        </w:rPr>
-        <w:t xml:space="preserve">├── docker-compose.yml        Triển khai 3 dịch vụ: db, api, web</w:t>
-      </w:r>
-      <w:r>
-        <w:br/>
-      </w:r>
-      <w:r>
-        <w:rPr>
-          <w:rStyle w:val="VerbatimChar"/>
-        </w:rPr>
-        <w:t xml:space="preserve">└── docs/                     Toàn bộ tài liệu Phase 1–8</w:t>
-      </w:r>
-    </w:p>
-    <w:bookmarkEnd w:id="99"/>
-    <w:bookmarkStart w:id="100" w:name="Xb2b95559fca8cd43abf9f0e348bf945c4897273"/>
+    <w:bookmarkStart w:id="98" w:name="Xb2b95559fca8cd43abf9f0e348bf945c4897273"/>
     <w:p>
       <w:pPr>
         <w:pStyle w:val="Heading2"/>
@@ -13609,8 +13603,8 @@
         </w:tc>
       </w:tr>
     </w:tbl>
-    <w:bookmarkEnd w:id="100"/>
-    <w:bookmarkStart w:id="101" w:name="X0081f4211c74fc791a71b6334f4cffbcbdab332"/>
+    <w:bookmarkEnd w:id="98"/>
+    <w:bookmarkStart w:id="99" w:name="X0081f4211c74fc791a71b6334f4cffbcbdab332"/>
     <w:p>
       <w:pPr>
         <w:pStyle w:val="Heading2"/>
@@ -14100,8 +14094,8 @@
         </w:tc>
       </w:tr>
     </w:tbl>
-    <w:bookmarkEnd w:id="101"/>
-    <w:bookmarkStart w:id="102" w:name="phụ-lục-d.-lệnh-tái-lập-kết-quả"/>
+    <w:bookmarkEnd w:id="99"/>
+    <w:bookmarkStart w:id="100" w:name="phụ-lục-d.-lệnh-tái-lập-kết-quả"/>
     <w:p>
       <w:pPr>
         <w:pStyle w:val="Heading2"/>
@@ -14547,9 +14541,9 @@
         <w:br w:type="page"/>
       </w:r>
     </w:p>
-    <w:bookmarkEnd w:id="102"/>
-    <w:bookmarkEnd w:id="103"/>
-    <w:bookmarkStart w:id="104" w:name="tài-liệu-tham-khảo"/>
+    <w:bookmarkEnd w:id="100"/>
+    <w:bookmarkEnd w:id="101"/>
+    <w:bookmarkStart w:id="102" w:name="tài-liệu-tham-khảo"/>
     <w:p>
       <w:pPr>
         <w:pStyle w:val="Heading1"/>
@@ -14928,7 +14922,7 @@
         <w:t xml:space="preserve">Bài giảng môn Khai phá dữ liệu, Học viện Công nghệ Bưu chính Viễn thông, 2026.</w:t>
       </w:r>
     </w:p>
-    <w:bookmarkEnd w:id="104"/>
+    <w:bookmarkEnd w:id="102"/>
     <w:sectPr>
       <w:footnotePr>
         <w:numRestart w:val="eachSect"/>
@@ -15372,6 +15366,9 @@
     <w:abstractNumId w:val="991"/>
   </w:num>
   <w:num w:numId="1012">
+    <w:abstractNumId w:val="991"/>
+  </w:num>
+  <w:num w:numId="1013">
     <w:abstractNumId w:val="991"/>
   </w:num>
 </w:numbering>
